--- a/docs/nuxera-migration/docs/migration/deliverables/2026-07-29/NUXERA_Paquete_Espanol_2026-07-29/NUXERA_MANUAL_TECNICO_DETALLADO_2026-07-29_ES.docx
+++ b/docs/nuxera-migration/docs/migration/deliverables/2026-07-29/NUXERA_Paquete_Espanol_2026-07-29/NUXERA_MANUAL_TECNICO_DETALLADO_2026-07-29_ES.docx
@@ -13,7 +13,7 @@
           <w:color w:val="0B2545"/>
           <w:sz w:val="48"/>
         </w:rPr>
-        <w:t>NUXERA - Manual Tecnico Detallado</w:t>
+        <w:t>NUXERA - Manual Tecnico Extendido</w:t>
       </w:r>
     </w:p>
     <w:p>
@@ -237,7 +237,7 @@
           <w:rFonts w:ascii="Calibri" w:hAnsi="Calibri"/>
           <w:sz w:val="22"/>
         </w:rPr>
-        <w:t>Fecha: 2026-07-29 Audiencia: equipo tecnico, CTO fractional, integradores, seguridad, DevOps y due diligence tecnico.</w:t>
+        <w:t>Fecha/Date: 2026-07-29 Audiencia/Audience: equipo tecnico, CTO, integradores, DevOps, seguridad y due diligence tecnico.</w:t>
       </w:r>
     </w:p>
     <w:p>
@@ -245,7 +245,427 @@
         <w:pStyle w:val="Heading1"/>
       </w:pPr>
       <w:r>
-        <w:t>1. Arquitectura General</w:t>
+        <w:t>1. Arquitectura</w:t>
+      </w:r>
+    </w:p>
+    <w:p>
+      <w:pPr>
+        <w:pStyle w:val="ListBullet"/>
+      </w:pPr>
+      <w:r>
+        <w:rPr>
+          <w:rFonts w:ascii="Calibri" w:hAnsi="Calibri"/>
+          <w:sz w:val="22"/>
+        </w:rPr>
+        <w:t>React/Vite frontend</w:t>
+      </w:r>
+    </w:p>
+    <w:p>
+      <w:pPr>
+        <w:pStyle w:val="ListBullet"/>
+      </w:pPr>
+      <w:r>
+        <w:rPr>
+          <w:rFonts w:ascii="Calibri" w:hAnsi="Calibri"/>
+          <w:sz w:val="22"/>
+        </w:rPr>
+        <w:t>Node/Express backend</w:t>
+      </w:r>
+    </w:p>
+    <w:p>
+      <w:pPr>
+        <w:pStyle w:val="ListBullet"/>
+      </w:pPr>
+      <w:r>
+        <w:rPr>
+          <w:rFonts w:ascii="Calibri" w:hAnsi="Calibri"/>
+          <w:sz w:val="22"/>
+        </w:rPr>
+        <w:t>Supabase/SQL previsto</w:t>
+      </w:r>
+    </w:p>
+    <w:p>
+      <w:pPr>
+        <w:pStyle w:val="ListBullet"/>
+      </w:pPr>
+      <w:r>
+        <w:rPr>
+          <w:rFonts w:ascii="Calibri" w:hAnsi="Calibri"/>
+          <w:sz w:val="22"/>
+        </w:rPr>
+        <w:t>Vercel frontend</w:t>
+      </w:r>
+    </w:p>
+    <w:p>
+      <w:pPr>
+        <w:pStyle w:val="ListBullet"/>
+      </w:pPr>
+      <w:r>
+        <w:rPr>
+          <w:rFonts w:ascii="Calibri" w:hAnsi="Calibri"/>
+          <w:sz w:val="22"/>
+        </w:rPr>
+        <w:t>Render backend actual con latencia pendiente</w:t>
+      </w:r>
+    </w:p>
+    <w:p>
+      <w:pPr>
+        <w:pStyle w:val="ListBullet"/>
+      </w:pPr>
+      <w:r>
+        <w:rPr>
+          <w:rFonts w:ascii="Calibri" w:hAnsi="Calibri"/>
+          <w:sz w:val="22"/>
+        </w:rPr>
+        <w:t>Shell por roles</w:t>
+      </w:r>
+    </w:p>
+    <w:p>
+      <w:pPr>
+        <w:pStyle w:val="ListBullet"/>
+      </w:pPr>
+      <w:r>
+        <w:rPr>
+          <w:rFonts w:ascii="Calibri" w:hAnsi="Calibri"/>
+          <w:sz w:val="22"/>
+        </w:rPr>
+        <w:t>Servicios NUXERA protegidos</w:t>
+      </w:r>
+    </w:p>
+    <w:p>
+      <w:pPr>
+        <w:pStyle w:val="ListBullet"/>
+      </w:pPr>
+      <w:r>
+        <w:rPr>
+          <w:rFonts w:ascii="Calibri" w:hAnsi="Calibri"/>
+          <w:sz w:val="22"/>
+        </w:rPr>
+        <w:t>Automatizaciones por gates</w:t>
+      </w:r>
+    </w:p>
+    <w:p>
+      <w:pPr>
+        <w:pStyle w:val="Heading1"/>
+      </w:pPr>
+      <w:r>
+        <w:t>2. Frontend</w:t>
+      </w:r>
+    </w:p>
+    <w:p>
+      <w:pPr>
+        <w:pStyle w:val="ListBullet"/>
+      </w:pPr>
+      <w:r>
+        <w:rPr>
+          <w:rFonts w:ascii="Calibri" w:hAnsi="Calibri"/>
+          <w:sz w:val="22"/>
+        </w:rPr>
+        <w:t>Separacion por rol</w:t>
+      </w:r>
+    </w:p>
+    <w:p>
+      <w:pPr>
+        <w:pStyle w:val="ListBullet"/>
+      </w:pPr>
+      <w:r>
+        <w:rPr>
+          <w:rFonts w:ascii="Calibri" w:hAnsi="Calibri"/>
+          <w:sz w:val="22"/>
+        </w:rPr>
+        <w:t>ES/EN</w:t>
+      </w:r>
+    </w:p>
+    <w:p>
+      <w:pPr>
+        <w:pStyle w:val="ListBullet"/>
+      </w:pPr>
+      <w:r>
+        <w:rPr>
+          <w:rFonts w:ascii="Calibri" w:hAnsi="Calibri"/>
+          <w:sz w:val="22"/>
+        </w:rPr>
+        <w:t>Sin identidad Nexus visible</w:t>
+      </w:r>
+    </w:p>
+    <w:p>
+      <w:pPr>
+        <w:pStyle w:val="ListBullet"/>
+      </w:pPr>
+      <w:r>
+        <w:rPr>
+          <w:rFonts w:ascii="Calibri" w:hAnsi="Calibri"/>
+          <w:sz w:val="22"/>
+        </w:rPr>
+        <w:t>Vistas demo no prueban auth real</w:t>
+      </w:r>
+    </w:p>
+    <w:p>
+      <w:pPr>
+        <w:pStyle w:val="ListBullet"/>
+      </w:pPr>
+      <w:r>
+        <w:rPr>
+          <w:rFonts w:ascii="Calibri" w:hAnsi="Calibri"/>
+          <w:sz w:val="22"/>
+        </w:rPr>
+        <w:t>Decision desk distinto de case management</w:t>
+      </w:r>
+    </w:p>
+    <w:p>
+      <w:pPr>
+        <w:pStyle w:val="ListBullet"/>
+      </w:pPr>
+      <w:r>
+        <w:rPr>
+          <w:rFonts w:ascii="Calibri" w:hAnsi="Calibri"/>
+          <w:sz w:val="22"/>
+        </w:rPr>
+        <w:t>Admin como control operativo</w:t>
+      </w:r>
+    </w:p>
+    <w:p>
+      <w:pPr>
+        <w:pStyle w:val="Heading1"/>
+      </w:pPr>
+      <w:r>
+        <w:t>3. Backend y servicios</w:t>
+      </w:r>
+    </w:p>
+    <w:p>
+      <w:pPr>
+        <w:pStyle w:val="ListBullet"/>
+      </w:pPr>
+      <w:r>
+        <w:rPr>
+          <w:rFonts w:ascii="Calibri" w:hAnsi="Calibri"/>
+          <w:sz w:val="22"/>
+        </w:rPr>
+        <w:t>nuxeraJurisdictionIntelligenceService</w:t>
+      </w:r>
+    </w:p>
+    <w:p>
+      <w:pPr>
+        <w:pStyle w:val="ListBullet"/>
+      </w:pPr>
+      <w:r>
+        <w:rPr>
+          <w:rFonts w:ascii="Calibri" w:hAnsi="Calibri"/>
+          <w:sz w:val="22"/>
+        </w:rPr>
+        <w:t>nuxeraOperationalPersistenceService</w:t>
+      </w:r>
+    </w:p>
+    <w:p>
+      <w:pPr>
+        <w:pStyle w:val="ListBullet"/>
+      </w:pPr>
+      <w:r>
+        <w:rPr>
+          <w:rFonts w:ascii="Calibri" w:hAnsi="Calibri"/>
+          <w:sz w:val="22"/>
+        </w:rPr>
+        <w:t>nuxeraConversationAgentReadinessService</w:t>
+      </w:r>
+    </w:p>
+    <w:p>
+      <w:pPr>
+        <w:pStyle w:val="ListBullet"/>
+      </w:pPr>
+      <w:r>
+        <w:rPr>
+          <w:rFonts w:ascii="Calibri" w:hAnsi="Calibri"/>
+          <w:sz w:val="22"/>
+        </w:rPr>
+        <w:t>rutas readiness/evidencia/persistencia/admin</w:t>
+      </w:r>
+    </w:p>
+    <w:p>
+      <w:pPr>
+        <w:pStyle w:val="ListBullet"/>
+      </w:pPr>
+      <w:r>
+        <w:rPr>
+          <w:rFonts w:ascii="Calibri" w:hAnsi="Calibri"/>
+          <w:sz w:val="22"/>
+        </w:rPr>
+        <w:t>fallo cerrado sin token/rol/autorizacion</w:t>
+      </w:r>
+    </w:p>
+    <w:p>
+      <w:pPr>
+        <w:pStyle w:val="Heading1"/>
+      </w:pPr>
+      <w:r>
+        <w:t>4. Modelo de datos</w:t>
+      </w:r>
+    </w:p>
+    <w:p>
+      <w:pPr>
+        <w:pStyle w:val="ListBullet"/>
+      </w:pPr>
+      <w:r>
+        <w:rPr>
+          <w:rFonts w:ascii="Calibri" w:hAnsi="Calibri"/>
+          <w:sz w:val="22"/>
+        </w:rPr>
+        <w:t>usuarios</w:t>
+      </w:r>
+    </w:p>
+    <w:p>
+      <w:pPr>
+        <w:pStyle w:val="ListBullet"/>
+      </w:pPr>
+      <w:r>
+        <w:rPr>
+          <w:rFonts w:ascii="Calibri" w:hAnsi="Calibri"/>
+          <w:sz w:val="22"/>
+        </w:rPr>
+        <w:t>roles</w:t>
+      </w:r>
+    </w:p>
+    <w:p>
+      <w:pPr>
+        <w:pStyle w:val="ListBullet"/>
+      </w:pPr>
+      <w:r>
+        <w:rPr>
+          <w:rFonts w:ascii="Calibri" w:hAnsi="Calibri"/>
+          <w:sz w:val="22"/>
+        </w:rPr>
+        <w:t>expedientes</w:t>
+      </w:r>
+    </w:p>
+    <w:p>
+      <w:pPr>
+        <w:pStyle w:val="ListBullet"/>
+      </w:pPr>
+      <w:r>
+        <w:rPr>
+          <w:rFonts w:ascii="Calibri" w:hAnsi="Calibri"/>
+          <w:sz w:val="22"/>
+        </w:rPr>
+        <w:t>empresas</w:t>
+      </w:r>
+    </w:p>
+    <w:p>
+      <w:pPr>
+        <w:pStyle w:val="ListBullet"/>
+      </w:pPr>
+      <w:r>
+        <w:rPr>
+          <w:rFonts w:ascii="Calibri" w:hAnsi="Calibri"/>
+          <w:sz w:val="22"/>
+        </w:rPr>
+        <w:t>personas relacionadas</w:t>
+      </w:r>
+    </w:p>
+    <w:p>
+      <w:pPr>
+        <w:pStyle w:val="ListBullet"/>
+      </w:pPr>
+      <w:r>
+        <w:rPr>
+          <w:rFonts w:ascii="Calibri" w:hAnsi="Calibri"/>
+          <w:sz w:val="22"/>
+        </w:rPr>
+        <w:t>proyectos</w:t>
+      </w:r>
+    </w:p>
+    <w:p>
+      <w:pPr>
+        <w:pStyle w:val="ListBullet"/>
+      </w:pPr>
+      <w:r>
+        <w:rPr>
+          <w:rFonts w:ascii="Calibri" w:hAnsi="Calibri"/>
+          <w:sz w:val="22"/>
+        </w:rPr>
+        <w:t>documentos</w:t>
+      </w:r>
+    </w:p>
+    <w:p>
+      <w:pPr>
+        <w:pStyle w:val="ListBullet"/>
+      </w:pPr>
+      <w:r>
+        <w:rPr>
+          <w:rFonts w:ascii="Calibri" w:hAnsi="Calibri"/>
+          <w:sz w:val="22"/>
+        </w:rPr>
+        <w:t>requisitos</w:t>
+      </w:r>
+    </w:p>
+    <w:p>
+      <w:pPr>
+        <w:pStyle w:val="ListBullet"/>
+      </w:pPr>
+      <w:r>
+        <w:rPr>
+          <w:rFonts w:ascii="Calibri" w:hAnsi="Calibri"/>
+          <w:sz w:val="22"/>
+        </w:rPr>
+        <w:t>eventos</w:t>
+      </w:r>
+    </w:p>
+    <w:p>
+      <w:pPr>
+        <w:pStyle w:val="ListBullet"/>
+      </w:pPr>
+      <w:r>
+        <w:rPr>
+          <w:rFonts w:ascii="Calibri" w:hAnsi="Calibri"/>
+          <w:sz w:val="22"/>
+        </w:rPr>
+        <w:t>notificaciones</w:t>
+      </w:r>
+    </w:p>
+    <w:p>
+      <w:pPr>
+        <w:pStyle w:val="ListBullet"/>
+      </w:pPr>
+      <w:r>
+        <w:rPr>
+          <w:rFonts w:ascii="Calibri" w:hAnsi="Calibri"/>
+          <w:sz w:val="22"/>
+        </w:rPr>
+        <w:t>aprobaciones</w:t>
+      </w:r>
+    </w:p>
+    <w:p>
+      <w:pPr>
+        <w:pStyle w:val="ListBullet"/>
+      </w:pPr>
+      <w:r>
+        <w:rPr>
+          <w:rFonts w:ascii="Calibri" w:hAnsi="Calibri"/>
+          <w:sz w:val="22"/>
+        </w:rPr>
+        <w:t>fuentes regulatorias</w:t>
+      </w:r>
+    </w:p>
+    <w:p>
+      <w:pPr>
+        <w:pStyle w:val="ListBullet"/>
+      </w:pPr>
+      <w:r>
+        <w:rPr>
+          <w:rFonts w:ascii="Calibri" w:hAnsi="Calibri"/>
+          <w:sz w:val="22"/>
+        </w:rPr>
+        <w:t>agent_runs</w:t>
+      </w:r>
+    </w:p>
+    <w:p>
+      <w:pPr>
+        <w:pStyle w:val="ListBullet"/>
+      </w:pPr>
+      <w:r>
+        <w:rPr>
+          <w:rFonts w:ascii="Calibri" w:hAnsi="Calibri"/>
+          <w:sz w:val="22"/>
+        </w:rPr>
+        <w:t>jurisdiction_snapshots</w:t>
       </w:r>
     </w:p>
     <w:p>
@@ -254,7 +674,87 @@
           <w:rFonts w:ascii="Calibri" w:hAnsi="Calibri"/>
           <w:sz w:val="22"/>
         </w:rPr>
-        <w:t>NUXERA conserva el repositorio NSD pero cambia la experiencia visible y operativa hacia la marca NUXERA. El frontend esta construido con React/Vite y expone una shell por roles. El backend Node/Express concentra rutas NUXERA, contratos de servicios, gates de persistencia, notificaciones, agentes y readiness operacional.</w:t>
+        <w:t>Tablas sugeridas:</w:t>
+      </w:r>
+    </w:p>
+    <w:p>
+      <w:pPr>
+        <w:pStyle w:val="ListBullet"/>
+      </w:pPr>
+      <w:r>
+        <w:rPr>
+          <w:rFonts w:ascii="Calibri" w:hAnsi="Calibri"/>
+          <w:sz w:val="22"/>
+        </w:rPr>
+        <w:t>nuxera_case_events</w:t>
+      </w:r>
+    </w:p>
+    <w:p>
+      <w:pPr>
+        <w:pStyle w:val="ListBullet"/>
+      </w:pPr>
+      <w:r>
+        <w:rPr>
+          <w:rFonts w:ascii="Calibri" w:hAnsi="Calibri"/>
+          <w:sz w:val="22"/>
+        </w:rPr>
+        <w:t>nuxera_notification_approvals</w:t>
+      </w:r>
+    </w:p>
+    <w:p>
+      <w:pPr>
+        <w:pStyle w:val="ListBullet"/>
+      </w:pPr>
+      <w:r>
+        <w:rPr>
+          <w:rFonts w:ascii="Calibri" w:hAnsi="Calibri"/>
+          <w:sz w:val="22"/>
+        </w:rPr>
+        <w:t>nuxera_document_provenance</w:t>
+      </w:r>
+    </w:p>
+    <w:p>
+      <w:pPr>
+        <w:pStyle w:val="ListBullet"/>
+      </w:pPr>
+      <w:r>
+        <w:rPr>
+          <w:rFonts w:ascii="Calibri" w:hAnsi="Calibri"/>
+          <w:sz w:val="22"/>
+        </w:rPr>
+        <w:t>nuxera_regulatory_sources</w:t>
+      </w:r>
+    </w:p>
+    <w:p>
+      <w:pPr>
+        <w:pStyle w:val="ListBullet"/>
+      </w:pPr>
+      <w:r>
+        <w:rPr>
+          <w:rFonts w:ascii="Calibri" w:hAnsi="Calibri"/>
+          <w:sz w:val="22"/>
+        </w:rPr>
+        <w:t>nuxera_agent_runs</w:t>
+      </w:r>
+    </w:p>
+    <w:p>
+      <w:pPr>
+        <w:pStyle w:val="ListBullet"/>
+      </w:pPr>
+      <w:r>
+        <w:rPr>
+          <w:rFonts w:ascii="Calibri" w:hAnsi="Calibri"/>
+          <w:sz w:val="22"/>
+        </w:rPr>
+        <w:t>nuxera_jurisdiction_snapshots</w:t>
+      </w:r>
+    </w:p>
+    <w:p>
+      <w:pPr>
+        <w:pStyle w:val="Heading1"/>
+      </w:pPr>
+      <w:r>
+        <w:t>5. RLS y seguridad</w:t>
       </w:r>
     </w:p>
     <w:p>
@@ -263,75 +763,15 @@
           <w:rFonts w:ascii="Calibri" w:hAnsi="Calibri"/>
           <w:sz w:val="22"/>
         </w:rPr>
-        <w:t>Capas principales:</w:t>
+        <w:t>1. Solicitante A no ve B 2. Otorgante no autorizado no ve expediente 3. Otorgante solo ve data room permitido 4. Admin requiere rol 5. Service role solo flujos controlados 6. Agente recibe contexto filtrado 7. Correo no expone documentos</w:t>
       </w:r>
     </w:p>
     <w:p>
       <w:pPr>
-        <w:pStyle w:val="ListBullet"/>
+        <w:pStyle w:val="Heading1"/>
       </w:pPr>
       <w:r>
-        <w:rPr>
-          <w:rFonts w:ascii="Calibri" w:hAnsi="Calibri"/>
-          <w:sz w:val="22"/>
-        </w:rPr>
-        <w:t>Frontend: pagina publica, dashboard, workspace de solicitante, workspace de otorgante y consola admin.</w:t>
-      </w:r>
-    </w:p>
-    <w:p>
-      <w:pPr>
-        <w:pStyle w:val="ListBullet"/>
-      </w:pPr>
-      <w:r>
-        <w:rPr>
-          <w:rFonts w:ascii="Calibri" w:hAnsi="Calibri"/>
-          <w:sz w:val="22"/>
-        </w:rPr>
-        <w:t>Backend: rutas protegidas, servicios de inteligencia jurisdiccional, contratos de notificaciones, readiness de agentes y persistencia operativa.</w:t>
-      </w:r>
-    </w:p>
-    <w:p>
-      <w:pPr>
-        <w:pStyle w:val="ListBullet"/>
-      </w:pPr>
-      <w:r>
-        <w:rPr>
-          <w:rFonts w:ascii="Calibri" w:hAnsi="Calibri"/>
-          <w:sz w:val="22"/>
-        </w:rPr>
-        <w:t>Datos: Supabase/SQL como destino previsto para expedientes, eventos, aprobaciones, documentos y trazabilidad.</w:t>
-      </w:r>
-    </w:p>
-    <w:p>
-      <w:pPr>
-        <w:pStyle w:val="ListBullet"/>
-      </w:pPr>
-      <w:r>
-        <w:rPr>
-          <w:rFonts w:ascii="Calibri" w:hAnsi="Calibri"/>
-          <w:sz w:val="22"/>
-        </w:rPr>
-        <w:t>IA: proveedores principales OpenAI y Anthropic; proveedores secundarios Kimi/DeepSeek para tareas de bajo riesgo; NVIDIA como experimental/no critico.</w:t>
-      </w:r>
-    </w:p>
-    <w:p>
-      <w:pPr>
-        <w:pStyle w:val="ListBullet"/>
-      </w:pPr>
-      <w:r>
-        <w:rPr>
-          <w:rFonts w:ascii="Calibri" w:hAnsi="Calibri"/>
-          <w:sz w:val="22"/>
-        </w:rPr>
-        <w:t>Integraciones: fuentes publicas, APIs privadas por convenio, correo transaccional y registros regulatorios.</w:t>
-      </w:r>
-    </w:p>
-    <w:p>
-      <w:pPr>
-        <w:pStyle w:val="Heading1"/>
-      </w:pPr>
-      <w:r>
-        <w:t>2. Frontend</w:t>
+        <w:t>6. Notificaciones</w:t>
       </w:r>
     </w:p>
     <w:p>
@@ -340,7 +780,15 @@
           <w:rFonts w:ascii="Calibri" w:hAnsi="Calibri"/>
           <w:sz w:val="22"/>
         </w:rPr>
-        <w:t>El frontend debe mantener tres separaciones claras:</w:t>
+        <w:t>Componentes: eventos, plantillas, outbox, proveedor, approvals, reintentos y logs. Fases: dry-run, sandbox, produccion limitada y produccion completa.</w:t>
+      </w:r>
+    </w:p>
+    <w:p>
+      <w:pPr>
+        <w:pStyle w:val="Heading1"/>
+      </w:pPr>
+      <w:r>
+        <w:t>7. Agentes</w:t>
       </w:r>
     </w:p>
     <w:p>
@@ -352,7 +800,7 @@
           <w:rFonts w:ascii="Calibri" w:hAnsi="Calibri"/>
           <w:sz w:val="22"/>
         </w:rPr>
-        <w:t>Solicitante: prepara expediente y ve brechas propias.</w:t>
+        <w:t>Context Manifest obligatorio</w:t>
       </w:r>
     </w:p>
     <w:p>
@@ -364,7 +812,7 @@
           <w:rFonts w:ascii="Calibri" w:hAnsi="Calibri"/>
           <w:sz w:val="22"/>
         </w:rPr>
-        <w:t>Otorgante: revisa archivos autorizados, comite, jurisdiccion y riesgos.</w:t>
+        <w:t>OpenAI/Anthropic principales</w:t>
       </w:r>
     </w:p>
     <w:p>
@@ -376,7 +824,63 @@
           <w:rFonts w:ascii="Calibri" w:hAnsi="Calibri"/>
           <w:sz w:val="22"/>
         </w:rPr>
-        <w:t>Admin: opera seguridad, fuentes, gates, notificaciones, agentes y readiness.</w:t>
+        <w:t>Kimi bajo riesgo</w:t>
+      </w:r>
+    </w:p>
+    <w:p>
+      <w:pPr>
+        <w:pStyle w:val="ListBullet"/>
+      </w:pPr>
+      <w:r>
+        <w:rPr>
+          <w:rFonts w:ascii="Calibri" w:hAnsi="Calibri"/>
+          <w:sz w:val="22"/>
+        </w:rPr>
+        <w:t>DeepSeek bajo riesgo detras de principales</w:t>
+      </w:r>
+    </w:p>
+    <w:p>
+      <w:pPr>
+        <w:pStyle w:val="ListBullet"/>
+      </w:pPr>
+      <w:r>
+        <w:rPr>
+          <w:rFonts w:ascii="Calibri" w:hAnsi="Calibri"/>
+          <w:sz w:val="22"/>
+        </w:rPr>
+        <w:t>NVIDIA experimental</w:t>
+      </w:r>
+    </w:p>
+    <w:p>
+      <w:pPr>
+        <w:pStyle w:val="ListBullet"/>
+      </w:pPr>
+      <w:r>
+        <w:rPr>
+          <w:rFonts w:ascii="Calibri" w:hAnsi="Calibri"/>
+          <w:sz w:val="22"/>
+        </w:rPr>
+        <w:t>Prohibido aprobar o emitir decision vinculante</w:t>
+      </w:r>
+    </w:p>
+    <w:p>
+      <w:pPr>
+        <w:pStyle w:val="ListBullet"/>
+      </w:pPr>
+      <w:r>
+        <w:rPr>
+          <w:rFonts w:ascii="Calibri" w:hAnsi="Calibri"/>
+          <w:sz w:val="22"/>
+        </w:rPr>
+        <w:t>Prohibido inventar evidencia o filtrar datos</w:t>
+      </w:r>
+    </w:p>
+    <w:p>
+      <w:pPr>
+        <w:pStyle w:val="Heading1"/>
+      </w:pPr>
+      <w:r>
+        <w:t>8. Jurisdiccion</w:t>
       </w:r>
     </w:p>
     <w:p>
@@ -385,7 +889,15 @@
           <w:rFonts w:ascii="Calibri" w:hAnsi="Calibri"/>
           <w:sz w:val="22"/>
         </w:rPr>
-        <w:t>Los escenarios visuales comprobados fueron:</w:t>
+        <w:t>Analiza economico, politico, social, regulatorio, territorial, reputacional, documental, financiero, operativo, jurisdiccional. Cada conclusion necesita fuente, fecha, alcance, limitacion, confianza y siguiente accion.</w:t>
+      </w:r>
+    </w:p>
+    <w:p>
+      <w:pPr>
+        <w:pStyle w:val="Heading1"/>
+      </w:pPr>
+      <w:r>
+        <w:t>9. Medio Oriente</w:t>
       </w:r>
     </w:p>
     <w:p>
@@ -397,7 +909,7 @@
           <w:rFonts w:ascii="Calibri" w:hAnsi="Calibri"/>
           <w:sz w:val="22"/>
         </w:rPr>
-        <w:t>Public home.</w:t>
+        <w:t>UAE PASS</w:t>
       </w:r>
     </w:p>
     <w:p>
@@ -409,7 +921,7 @@
           <w:rFonts w:ascii="Calibri" w:hAnsi="Calibri"/>
           <w:sz w:val="22"/>
         </w:rPr>
-        <w:t>Applicant dashboard.</w:t>
+        <w:t>EOCN</w:t>
       </w:r>
     </w:p>
     <w:p>
@@ -421,7 +933,7 @@
           <w:rFonts w:ascii="Calibri" w:hAnsi="Calibri"/>
           <w:sz w:val="22"/>
         </w:rPr>
-        <w:t>Funding provider workspace.</w:t>
+        <w:t>SCA/CMA</w:t>
       </w:r>
     </w:p>
     <w:p>
@@ -433,7 +945,123 @@
           <w:rFonts w:ascii="Calibri" w:hAnsi="Calibri"/>
           <w:sz w:val="22"/>
         </w:rPr>
-        <w:t>Admin operations.</w:t>
+        <w:t>CBUAE</w:t>
+      </w:r>
+    </w:p>
+    <w:p>
+      <w:pPr>
+        <w:pStyle w:val="ListBullet"/>
+      </w:pPr>
+      <w:r>
+        <w:rPr>
+          <w:rFonts w:ascii="Calibri" w:hAnsi="Calibri"/>
+          <w:sz w:val="22"/>
+        </w:rPr>
+        <w:t>DFSA</w:t>
+      </w:r>
+    </w:p>
+    <w:p>
+      <w:pPr>
+        <w:pStyle w:val="ListBullet"/>
+      </w:pPr>
+      <w:r>
+        <w:rPr>
+          <w:rFonts w:ascii="Calibri" w:hAnsi="Calibri"/>
+          <w:sz w:val="22"/>
+        </w:rPr>
+        <w:t>FSRA/ADGM</w:t>
+      </w:r>
+    </w:p>
+    <w:p>
+      <w:pPr>
+        <w:pStyle w:val="ListBullet"/>
+      </w:pPr>
+      <w:r>
+        <w:rPr>
+          <w:rFonts w:ascii="Calibri" w:hAnsi="Calibri"/>
+          <w:sz w:val="22"/>
+        </w:rPr>
+        <w:t>ADGM Registration Authority</w:t>
+      </w:r>
+    </w:p>
+    <w:p>
+      <w:pPr>
+        <w:pStyle w:val="ListBullet"/>
+      </w:pPr>
+      <w:r>
+        <w:rPr>
+          <w:rFonts w:ascii="Calibri" w:hAnsi="Calibri"/>
+          <w:sz w:val="22"/>
+        </w:rPr>
+        <w:t>VARA</w:t>
+      </w:r>
+    </w:p>
+    <w:p>
+      <w:pPr>
+        <w:pStyle w:val="ListBullet"/>
+      </w:pPr>
+      <w:r>
+        <w:rPr>
+          <w:rFonts w:ascii="Calibri" w:hAnsi="Calibri"/>
+          <w:sz w:val="22"/>
+        </w:rPr>
+        <w:t>FTA</w:t>
+      </w:r>
+    </w:p>
+    <w:p>
+      <w:pPr>
+        <w:pStyle w:val="ListBullet"/>
+      </w:pPr>
+      <w:r>
+        <w:rPr>
+          <w:rFonts w:ascii="Calibri" w:hAnsi="Calibri"/>
+          <w:sz w:val="22"/>
+        </w:rPr>
+        <w:t>National Economic Registry</w:t>
+      </w:r>
+    </w:p>
+    <w:p>
+      <w:pPr>
+        <w:pStyle w:val="ListBullet"/>
+      </w:pPr>
+      <w:r>
+        <w:rPr>
+          <w:rFonts w:ascii="Calibri" w:hAnsi="Calibri"/>
+          <w:sz w:val="22"/>
+        </w:rPr>
+        <w:t>DET/DED Dubai</w:t>
+      </w:r>
+    </w:p>
+    <w:p>
+      <w:pPr>
+        <w:pStyle w:val="ListBullet"/>
+      </w:pPr>
+      <w:r>
+        <w:rPr>
+          <w:rFonts w:ascii="Calibri" w:hAnsi="Calibri"/>
+          <w:sz w:val="22"/>
+        </w:rPr>
+        <w:t>ADDED Abu Dhabi</w:t>
+      </w:r>
+    </w:p>
+    <w:p>
+      <w:pPr>
+        <w:pStyle w:val="ListBullet"/>
+      </w:pPr>
+      <w:r>
+        <w:rPr>
+          <w:rFonts w:ascii="Calibri" w:hAnsi="Calibri"/>
+          <w:sz w:val="22"/>
+        </w:rPr>
+        <w:t>registros economicos locales</w:t>
+      </w:r>
+    </w:p>
+    <w:p>
+      <w:pPr>
+        <w:pStyle w:val="Heading1"/>
+      </w:pPr>
+      <w:r>
+        <w:t>10. Deploy y cutover</w:t>
       </w:r>
     </w:p>
     <w:p>
@@ -442,7 +1070,7 @@
           <w:rFonts w:ascii="Calibri" w:hAnsi="Calibri"/>
           <w:sz w:val="22"/>
         </w:rPr>
-        <w:t>Las capturas estan en `docs/nuxera-migration/docs/migration/assets/qa-2026-07-29/`.</w:t>
+        <w:t>1. Congelar cambios 2. Ejecutar tests 3. Validar Vercel 4. Calentar backend 5. Validar RLS 6. Validar sandbox correo 7. Revisar URLs Nexus 8. Redirigir a NUXERA 9. Mantener rollback 10. Monitorear 24-48h</w:t>
       </w:r>
     </w:p>
     <w:p>
@@ -450,7 +1078,87 @@
         <w:pStyle w:val="Heading1"/>
       </w:pPr>
       <w:r>
-        <w:t>3. Backend y Contratos</w:t>
+        <w:t>11. Pruebas recientes</w:t>
+      </w:r>
+    </w:p>
+    <w:p>
+      <w:pPr>
+        <w:pStyle w:val="ListBullet"/>
+      </w:pPr>
+      <w:r>
+        <w:rPr>
+          <w:rFonts w:ascii="Calibri" w:hAnsi="Calibri"/>
+          <w:sz w:val="22"/>
+        </w:rPr>
+        <w:t>Backend 86/86</w:t>
+      </w:r>
+    </w:p>
+    <w:p>
+      <w:pPr>
+        <w:pStyle w:val="ListBullet"/>
+      </w:pPr>
+      <w:r>
+        <w:rPr>
+          <w:rFonts w:ascii="Calibri" w:hAnsi="Calibri"/>
+          <w:sz w:val="22"/>
+        </w:rPr>
+        <w:t>Frontend 125/125</w:t>
+      </w:r>
+    </w:p>
+    <w:p>
+      <w:pPr>
+        <w:pStyle w:val="ListBullet"/>
+      </w:pPr>
+      <w:r>
+        <w:rPr>
+          <w:rFonts w:ascii="Calibri" w:hAnsi="Calibri"/>
+          <w:sz w:val="22"/>
+        </w:rPr>
+        <w:t>Build Vite aprobado</w:t>
+      </w:r>
+    </w:p>
+    <w:p>
+      <w:pPr>
+        <w:pStyle w:val="ListBullet"/>
+      </w:pPr>
+      <w:r>
+        <w:rPr>
+          <w:rFonts w:ascii="Calibri" w:hAnsi="Calibri"/>
+          <w:sz w:val="22"/>
+        </w:rPr>
+        <w:t>QA visual 4/4</w:t>
+      </w:r>
+    </w:p>
+    <w:p>
+      <w:pPr>
+        <w:pStyle w:val="ListBullet"/>
+      </w:pPr>
+      <w:r>
+        <w:rPr>
+          <w:rFonts w:ascii="Calibri" w:hAnsi="Calibri"/>
+          <w:sz w:val="22"/>
+        </w:rPr>
+        <w:t>Vercel HTTP 200</w:t>
+      </w:r>
+    </w:p>
+    <w:p>
+      <w:pPr>
+        <w:pStyle w:val="ListBullet"/>
+      </w:pPr>
+      <w:r>
+        <w:rPr>
+          <w:rFonts w:ascii="Calibri" w:hAnsi="Calibri"/>
+          <w:sz w:val="22"/>
+        </w:rPr>
+        <w:t>Render timeout 20s pendiente</w:t>
+      </w:r>
+    </w:p>
+    <w:p>
+      <w:pPr>
+        <w:pStyle w:val="Heading1"/>
+      </w:pPr>
+      <w:r>
+        <w:t>14. Contratos de servicio esperados</w:t>
       </w:r>
     </w:p>
     <w:p>
@@ -459,79 +1167,15 @@
           <w:rFonts w:ascii="Calibri" w:hAnsi="Calibri"/>
           <w:sz w:val="22"/>
         </w:rPr>
-        <w:t>Servicios relevantes ya modelados:</w:t>
+        <w:t>Cada servicio backend debe tener entrada, salida, errores controlados y logs. La salida debe ser JSON trazable y no debe depender de textos ambiguos.</w:t>
       </w:r>
     </w:p>
     <w:p>
       <w:pPr>
-        <w:pStyle w:val="ListBullet"/>
+        <w:pStyle w:val="Heading3"/>
       </w:pPr>
       <w:r>
-        <w:rPr>
-          <w:rFonts w:ascii="Consolas" w:hAnsi="Consolas"/>
-          <w:color w:val="0B2545"/>
-          <w:sz w:val="19"/>
-        </w:rPr>
-        <w:t>nuxeraJurisdictionIntelligenceService</w:t>
-      </w:r>
-      <w:r>
-        <w:rPr>
-          <w:rFonts w:ascii="Calibri" w:hAnsi="Calibri"/>
-          <w:sz w:val="22"/>
-        </w:rPr>
-        <w:t>: produce analisis de jurisdiccion, fuentes regulatorias, alcance, limitaciones y plan de adquisicion de fuentes.</w:t>
-      </w:r>
-    </w:p>
-    <w:p>
-      <w:pPr>
-        <w:pStyle w:val="ListBullet"/>
-      </w:pPr>
-      <w:r>
-        <w:rPr>
-          <w:rFonts w:ascii="Consolas" w:hAnsi="Consolas"/>
-          <w:color w:val="0B2545"/>
-          <w:sz w:val="19"/>
-        </w:rPr>
-        <w:t>nuxeraOperationalPersistenceService</w:t>
-      </w:r>
-      <w:r>
-        <w:rPr>
-          <w:rFonts w:ascii="Calibri" w:hAnsi="Calibri"/>
-          <w:sz w:val="22"/>
-        </w:rPr>
-        <w:t>: define eventos y compuertas para escribir estado operativo de NUXERA.</w:t>
-      </w:r>
-    </w:p>
-    <w:p>
-      <w:pPr>
-        <w:pStyle w:val="ListBullet"/>
-      </w:pPr>
-      <w:r>
-        <w:rPr>
-          <w:rFonts w:ascii="Consolas" w:hAnsi="Consolas"/>
-          <w:color w:val="0B2545"/>
-          <w:sz w:val="19"/>
-        </w:rPr>
-        <w:t>nuxeraConversationAgentReadinessService</w:t>
-      </w:r>
-      <w:r>
-        <w:rPr>
-          <w:rFonts w:ascii="Calibri" w:hAnsi="Calibri"/>
-          <w:sz w:val="22"/>
-        </w:rPr>
-        <w:t>: define manifiesto de contexto, restricciones de agente y proveedores permitidos por riesgo.</w:t>
-      </w:r>
-    </w:p>
-    <w:p>
-      <w:pPr>
-        <w:pStyle w:val="ListBullet"/>
-      </w:pPr>
-      <w:r>
-        <w:rPr>
-          <w:rFonts w:ascii="Calibri" w:hAnsi="Calibri"/>
-          <w:sz w:val="22"/>
-        </w:rPr>
-        <w:t>Rutas NUXERA: exponen readiness, evidencia jurisdiccional y planes de persistencia bajo autenticacion.</w:t>
+        <w:t>Contrato jurisdiction-readiness</w:t>
       </w:r>
     </w:p>
     <w:p>
@@ -540,15 +1184,15 @@
           <w:rFonts w:ascii="Calibri" w:hAnsi="Calibri"/>
           <w:sz w:val="22"/>
         </w:rPr>
-        <w:t>Principio tecnico: cualquier operacion sensible debe fallar cerrada sin token, rol y autorizacion. Las demos con localStorage no prueban autorizacion productiva; solo permiten QA visual.</w:t>
+        <w:t>Entrada: orderId, usuario, rol, idioma y contexto autorizado. Salida: status, evidence, limitations, nextActions y traceId. Errores: AUTH_MISSING, AUTH_FORBIDDEN, SOURCE_UNAVAILABLE, VALIDATION_FAILED. Pruebas: sin token debe fallar cerrado; con rol incorrecto debe negar; con contexto valido debe responder sin filtrar datos ajenos.</w:t>
       </w:r>
     </w:p>
     <w:p>
       <w:pPr>
-        <w:pStyle w:val="Heading1"/>
+        <w:pStyle w:val="Heading3"/>
       </w:pPr>
       <w:r>
-        <w:t>4. Agentes y Proveedores IA</w:t>
+        <w:t>Contrato grantor-jurisdiction-evidence</w:t>
       </w:r>
     </w:p>
     <w:p>
@@ -557,67 +1201,15 @@
           <w:rFonts w:ascii="Calibri" w:hAnsi="Calibri"/>
           <w:sz w:val="22"/>
         </w:rPr>
-        <w:t>Politica recomendada:</w:t>
+        <w:t>Entrada: orderId, usuario, rol, idioma y contexto autorizado. Salida: status, evidence, limitations, nextActions y traceId. Errores: AUTH_MISSING, AUTH_FORBIDDEN, SOURCE_UNAVAILABLE, VALIDATION_FAILED. Pruebas: sin token debe fallar cerrado; con rol incorrecto debe negar; con contexto valido debe responder sin filtrar datos ajenos.</w:t>
       </w:r>
     </w:p>
     <w:p>
       <w:pPr>
-        <w:pStyle w:val="ListBullet"/>
+        <w:pStyle w:val="Heading3"/>
       </w:pPr>
       <w:r>
-        <w:rPr>
-          <w:rFonts w:ascii="Calibri" w:hAnsi="Calibri"/>
-          <w:sz w:val="22"/>
-        </w:rPr>
-        <w:t>OpenAI: razonamiento, analisis complejo, agentes principales, tareas de cumplimiento de mayor sensibilidad.</w:t>
-      </w:r>
-    </w:p>
-    <w:p>
-      <w:pPr>
-        <w:pStyle w:val="ListBullet"/>
-      </w:pPr>
-      <w:r>
-        <w:rPr>
-          <w:rFonts w:ascii="Calibri" w:hAnsi="Calibri"/>
-          <w:sz w:val="22"/>
-        </w:rPr>
-        <w:t>Anthropic: analisis documental, explicaciones largas, segundo proveedor principal y fallback serio.</w:t>
-      </w:r>
-    </w:p>
-    <w:p>
-      <w:pPr>
-        <w:pStyle w:val="ListBullet"/>
-      </w:pPr>
-      <w:r>
-        <w:rPr>
-          <w:rFonts w:ascii="Calibri" w:hAnsi="Calibri"/>
-          <w:sz w:val="22"/>
-        </w:rPr>
-        <w:t>Kimi: proveedor barato para tareas de bajo riesgo, borradores, clasificacion preliminar, resumen no vinculante y soporte interno.</w:t>
-      </w:r>
-    </w:p>
-    <w:p>
-      <w:pPr>
-        <w:pStyle w:val="ListBullet"/>
-      </w:pPr>
-      <w:r>
-        <w:rPr>
-          <w:rFonts w:ascii="Calibri" w:hAnsi="Calibri"/>
-          <w:sz w:val="22"/>
-        </w:rPr>
-        <w:t>DeepSeek: mantener detras de proveedores principales y solo para bajo riesgo si el costo/beneficio lo justifica.</w:t>
-      </w:r>
-    </w:p>
-    <w:p>
-      <w:pPr>
-        <w:pStyle w:val="ListBullet"/>
-      </w:pPr>
-      <w:r>
-        <w:rPr>
-          <w:rFonts w:ascii="Calibri" w:hAnsi="Calibri"/>
-          <w:sz w:val="22"/>
-        </w:rPr>
-        <w:t>NVIDIA: experimental; no bloquear presentacion ni cutover por este proveedor.</w:t>
+        <w:t>Contrato operational-persistence-plan</w:t>
       </w:r>
     </w:p>
     <w:p>
@@ -626,91 +1218,15 @@
           <w:rFonts w:ascii="Calibri" w:hAnsi="Calibri"/>
           <w:sz w:val="22"/>
         </w:rPr>
-        <w:t>El agente debe alimentarse de:</w:t>
+        <w:t>Entrada: orderId, usuario, rol, idioma y contexto autorizado. Salida: status, evidence, limitations, nextActions y traceId. Errores: AUTH_MISSING, AUTH_FORBIDDEN, SOURCE_UNAVAILABLE, VALIDATION_FAILED. Pruebas: sin token debe fallar cerrado; con rol incorrecto debe negar; con contexto valido debe responder sin filtrar datos ajenos.</w:t>
       </w:r>
     </w:p>
     <w:p>
       <w:pPr>
-        <w:pStyle w:val="ListBullet"/>
+        <w:pStyle w:val="Heading3"/>
       </w:pPr>
       <w:r>
-        <w:rPr>
-          <w:rFonts w:ascii="Calibri" w:hAnsi="Calibri"/>
-          <w:sz w:val="22"/>
-        </w:rPr>
-        <w:t>Metadatos del expediente.</w:t>
-      </w:r>
-    </w:p>
-    <w:p>
-      <w:pPr>
-        <w:pStyle w:val="ListBullet"/>
-      </w:pPr>
-      <w:r>
-        <w:rPr>
-          <w:rFonts w:ascii="Calibri" w:hAnsi="Calibri"/>
-          <w:sz w:val="22"/>
-        </w:rPr>
-        <w:t>Checklist y requisitos.</w:t>
-      </w:r>
-    </w:p>
-    <w:p>
-      <w:pPr>
-        <w:pStyle w:val="ListBullet"/>
-      </w:pPr>
-      <w:r>
-        <w:rPr>
-          <w:rFonts w:ascii="Calibri" w:hAnsi="Calibri"/>
-          <w:sz w:val="22"/>
-        </w:rPr>
-        <w:t>Documentos permitidos por autorizacion.</w:t>
-      </w:r>
-    </w:p>
-    <w:p>
-      <w:pPr>
-        <w:pStyle w:val="ListBullet"/>
-      </w:pPr>
-      <w:r>
-        <w:rPr>
-          <w:rFonts w:ascii="Calibri" w:hAnsi="Calibri"/>
-          <w:sz w:val="22"/>
-        </w:rPr>
-        <w:t>Historial de eventos.</w:t>
-      </w:r>
-    </w:p>
-    <w:p>
-      <w:pPr>
-        <w:pStyle w:val="ListBullet"/>
-      </w:pPr>
-      <w:r>
-        <w:rPr>
-          <w:rFonts w:ascii="Calibri" w:hAnsi="Calibri"/>
-          <w:sz w:val="22"/>
-        </w:rPr>
-        <w:t>Estado de notificaciones.</w:t>
-      </w:r>
-    </w:p>
-    <w:p>
-      <w:pPr>
-        <w:pStyle w:val="ListBullet"/>
-      </w:pPr>
-      <w:r>
-        <w:rPr>
-          <w:rFonts w:ascii="Calibri" w:hAnsi="Calibri"/>
-          <w:sz w:val="22"/>
-        </w:rPr>
-        <w:t>Fuentes regulatorias.</w:t>
-      </w:r>
-    </w:p>
-    <w:p>
-      <w:pPr>
-        <w:pStyle w:val="ListBullet"/>
-      </w:pPr>
-      <w:r>
-        <w:rPr>
-          <w:rFonts w:ascii="Calibri" w:hAnsi="Calibri"/>
-          <w:sz w:val="22"/>
-        </w:rPr>
-        <w:t>Contexto pais/estado/ciudad.</w:t>
+        <w:t>Contrato conversation-agent-readiness</w:t>
       </w:r>
     </w:p>
     <w:p>
@@ -719,75 +1235,15 @@
           <w:rFonts w:ascii="Calibri" w:hAnsi="Calibri"/>
           <w:sz w:val="22"/>
         </w:rPr>
-        <w:t>Restricciones:</w:t>
+        <w:t>Entrada: orderId, usuario, rol, idioma y contexto autorizado. Salida: status, evidence, limitations, nextActions y traceId. Errores: AUTH_MISSING, AUTH_FORBIDDEN, SOURCE_UNAVAILABLE, VALIDATION_FAILED. Pruebas: sin token debe fallar cerrado; con rol incorrecto debe negar; con contexto valido debe responder sin filtrar datos ajenos.</w:t>
       </w:r>
     </w:p>
     <w:p>
       <w:pPr>
-        <w:pStyle w:val="ListBullet"/>
+        <w:pStyle w:val="Heading3"/>
       </w:pPr>
       <w:r>
-        <w:rPr>
-          <w:rFonts w:ascii="Calibri" w:hAnsi="Calibri"/>
-          <w:sz w:val="22"/>
-        </w:rPr>
-        <w:t>No aprobar financiamiento.</w:t>
-      </w:r>
-    </w:p>
-    <w:p>
-      <w:pPr>
-        <w:pStyle w:val="ListBullet"/>
-      </w:pPr>
-      <w:r>
-        <w:rPr>
-          <w:rFonts w:ascii="Calibri" w:hAnsi="Calibri"/>
-          <w:sz w:val="22"/>
-        </w:rPr>
-        <w:t>No enviar correos sin gate.</w:t>
-      </w:r>
-    </w:p>
-    <w:p>
-      <w:pPr>
-        <w:pStyle w:val="ListBullet"/>
-      </w:pPr>
-      <w:r>
-        <w:rPr>
-          <w:rFonts w:ascii="Calibri" w:hAnsi="Calibri"/>
-          <w:sz w:val="22"/>
-        </w:rPr>
-        <w:t>No mostrar datos fuera del alcance del usuario.</w:t>
-      </w:r>
-    </w:p>
-    <w:p>
-      <w:pPr>
-        <w:pStyle w:val="ListBullet"/>
-      </w:pPr>
-      <w:r>
-        <w:rPr>
-          <w:rFonts w:ascii="Calibri" w:hAnsi="Calibri"/>
-          <w:sz w:val="22"/>
-        </w:rPr>
-        <w:t>No inventar evidencia.</w:t>
-      </w:r>
-    </w:p>
-    <w:p>
-      <w:pPr>
-        <w:pStyle w:val="ListBullet"/>
-      </w:pPr>
-      <w:r>
-        <w:rPr>
-          <w:rFonts w:ascii="Calibri" w:hAnsi="Calibri"/>
-          <w:sz w:val="22"/>
-        </w:rPr>
-        <w:t>No convertir fuentes condicionales en fuentes verificadas.</w:t>
-      </w:r>
-    </w:p>
-    <w:p>
-      <w:pPr>
-        <w:pStyle w:val="Heading1"/>
-      </w:pPr>
-      <w:r>
-        <w:t>5. Notificaciones</w:t>
+        <w:t>Contrato notification-approval-plan</w:t>
       </w:r>
     </w:p>
     <w:p>
@@ -796,7 +1252,15 @@
           <w:rFonts w:ascii="Calibri" w:hAnsi="Calibri"/>
           <w:sz w:val="22"/>
         </w:rPr>
-        <w:t>El servicio de correos debe operar en fases:</w:t>
+        <w:t>Entrada: orderId, usuario, rol, idioma y contexto autorizado. Salida: status, evidence, limitations, nextActions y traceId. Errores: AUTH_MISSING, AUTH_FORBIDDEN, SOURCE_UNAVAILABLE, VALIDATION_FAILED. Pruebas: sin token debe fallar cerrado; con rol incorrecto debe negar; con contexto valido debe responder sin filtrar datos ajenos.</w:t>
+      </w:r>
+    </w:p>
+    <w:p>
+      <w:pPr>
+        <w:pStyle w:val="Heading3"/>
+      </w:pPr>
+      <w:r>
+        <w:t>Contrato document-provenance</w:t>
       </w:r>
     </w:p>
     <w:p>
@@ -805,7 +1269,15 @@
           <w:rFonts w:ascii="Calibri" w:hAnsi="Calibri"/>
           <w:sz w:val="22"/>
         </w:rPr>
-        <w:t>1. Dry-run local: genera payloads y plantillas, no envia. 2. Sandbox: envia a destinatarios aprobados, sin adjuntos sensibles. 3. Produccion limitada: eventos de baja sensibilidad con logs y reintentos. 4. Produccion completa: requiere aprobacion legal, privacidad, plantillas firmadas y monitoreo.</w:t>
+        <w:t>Entrada: orderId, usuario, rol, idioma y contexto autorizado. Salida: status, evidence, limitations, nextActions y traceId. Errores: AUTH_MISSING, AUTH_FORBIDDEN, SOURCE_UNAVAILABLE, VALIDATION_FAILED. Pruebas: sin token debe fallar cerrado; con rol incorrecto debe negar; con contexto valido debe responder sin filtrar datos ajenos.</w:t>
+      </w:r>
+    </w:p>
+    <w:p>
+      <w:pPr>
+        <w:pStyle w:val="Heading3"/>
+      </w:pPr>
+      <w:r>
+        <w:t>Contrato case-events</w:t>
       </w:r>
     </w:p>
     <w:p>
@@ -814,111 +1286,15 @@
           <w:rFonts w:ascii="Calibri" w:hAnsi="Calibri"/>
           <w:sz w:val="22"/>
         </w:rPr>
-        <w:t>Eventos sugeridos:</w:t>
+        <w:t>Entrada: orderId, usuario, rol, idioma y contexto autorizado. Salida: status, evidence, limitations, nextActions y traceId. Errores: AUTH_MISSING, AUTH_FORBIDDEN, SOURCE_UNAVAILABLE, VALIDATION_FAILED. Pruebas: sin token debe fallar cerrado; con rol incorrecto debe negar; con contexto valido debe responder sin filtrar datos ajenos.</w:t>
       </w:r>
     </w:p>
     <w:p>
       <w:pPr>
-        <w:pStyle w:val="ListBullet"/>
+        <w:pStyle w:val="Heading1"/>
       </w:pPr>
       <w:r>
-        <w:rPr>
-          <w:rFonts w:ascii="Calibri" w:hAnsi="Calibri"/>
-          <w:sz w:val="22"/>
-        </w:rPr>
-        <w:t>Expediente creado.</w:t>
-      </w:r>
-    </w:p>
-    <w:p>
-      <w:pPr>
-        <w:pStyle w:val="ListBullet"/>
-      </w:pPr>
-      <w:r>
-        <w:rPr>
-          <w:rFonts w:ascii="Calibri" w:hAnsi="Calibri"/>
-          <w:sz w:val="22"/>
-        </w:rPr>
-        <w:t>Documento faltante.</w:t>
-      </w:r>
-    </w:p>
-    <w:p>
-      <w:pPr>
-        <w:pStyle w:val="ListBullet"/>
-      </w:pPr>
-      <w:r>
-        <w:rPr>
-          <w:rFonts w:ascii="Calibri" w:hAnsi="Calibri"/>
-          <w:sz w:val="22"/>
-        </w:rPr>
-        <w:t>Evidencia recibida.</w:t>
-      </w:r>
-    </w:p>
-    <w:p>
-      <w:pPr>
-        <w:pStyle w:val="ListBullet"/>
-      </w:pPr>
-      <w:r>
-        <w:rPr>
-          <w:rFonts w:ascii="Calibri" w:hAnsi="Calibri"/>
-          <w:sz w:val="22"/>
-        </w:rPr>
-        <w:t>Cambio de estatus.</w:t>
-      </w:r>
-    </w:p>
-    <w:p>
-      <w:pPr>
-        <w:pStyle w:val="ListBullet"/>
-      </w:pPr>
-      <w:r>
-        <w:rPr>
-          <w:rFonts w:ascii="Calibri" w:hAnsi="Calibri"/>
-          <w:sz w:val="22"/>
-        </w:rPr>
-        <w:t>Invitacion a data room.</w:t>
-      </w:r>
-    </w:p>
-    <w:p>
-      <w:pPr>
-        <w:pStyle w:val="ListBullet"/>
-      </w:pPr>
-      <w:r>
-        <w:rPr>
-          <w:rFonts w:ascii="Calibri" w:hAnsi="Calibri"/>
-          <w:sz w:val="22"/>
-        </w:rPr>
-        <w:t>SLA proximo a vencer.</w:t>
-      </w:r>
-    </w:p>
-    <w:p>
-      <w:pPr>
-        <w:pStyle w:val="ListBullet"/>
-      </w:pPr>
-      <w:r>
-        <w:rPr>
-          <w:rFonts w:ascii="Calibri" w:hAnsi="Calibri"/>
-          <w:sz w:val="22"/>
-        </w:rPr>
-        <w:t>Revision humana requerida.</w:t>
-      </w:r>
-    </w:p>
-    <w:p>
-      <w:pPr>
-        <w:pStyle w:val="ListBullet"/>
-      </w:pPr>
-      <w:r>
-        <w:rPr>
-          <w:rFonts w:ascii="Calibri" w:hAnsi="Calibri"/>
-          <w:sz w:val="22"/>
-        </w:rPr>
-        <w:t>Decision de comite pendiente o registrada.</w:t>
-      </w:r>
-    </w:p>
-    <w:p>
-      <w:pPr>
-        <w:pStyle w:val="Heading1"/>
-      </w:pPr>
-      <w:r>
-        <w:t>6. Datos, RLS y Persistencia</w:t>
+        <w:t>15. Matriz RLS tecnica</w:t>
       </w:r>
     </w:p>
     <w:p>
@@ -927,7 +1303,7 @@
           <w:rFonts w:ascii="Calibri" w:hAnsi="Calibri"/>
           <w:sz w:val="22"/>
         </w:rPr>
-        <w:t>Antes de produccion plena deben validarse:</w:t>
+        <w:t>RLS debe probarse por tabla y rol.</w:t>
       </w:r>
     </w:p>
     <w:p>
@@ -939,7 +1315,7 @@
           <w:rFonts w:ascii="Calibri" w:hAnsi="Calibri"/>
           <w:sz w:val="22"/>
         </w:rPr>
-        <w:t>Tablas para eventos de caso.</w:t>
+        <w:t>applicant can select own files only</w:t>
       </w:r>
     </w:p>
     <w:p>
@@ -951,7 +1327,7 @@
           <w:rFonts w:ascii="Calibri" w:hAnsi="Calibri"/>
           <w:sz w:val="22"/>
         </w:rPr>
-        <w:t>Tabla o ledger para aprobaciones de notificacion.</w:t>
+        <w:t>applicant cannot select other applicant files</w:t>
       </w:r>
     </w:p>
     <w:p>
@@ -963,7 +1339,7 @@
           <w:rFonts w:ascii="Calibri" w:hAnsi="Calibri"/>
           <w:sz w:val="22"/>
         </w:rPr>
-        <w:t>Evidencia de procedencia documental.</w:t>
+        <w:t>grantor can select authorized data rooms only</w:t>
       </w:r>
     </w:p>
     <w:p>
@@ -975,7 +1351,7 @@
           <w:rFonts w:ascii="Calibri" w:hAnsi="Calibri"/>
           <w:sz w:val="22"/>
         </w:rPr>
-        <w:t>Politicas RLS para solicitante, otorgante y admin.</w:t>
+        <w:t>grantor cannot select unshared documents</w:t>
       </w:r>
     </w:p>
     <w:p>
@@ -987,7 +1363,7 @@
           <w:rFonts w:ascii="Calibri" w:hAnsi="Calibri"/>
           <w:sz w:val="22"/>
         </w:rPr>
-        <w:t>Tokens reales o equivalentes de prueba.</w:t>
+        <w:t>admin can access operational panels only with privileged role</w:t>
       </w:r>
     </w:p>
     <w:p>
@@ -999,7 +1375,7 @@
           <w:rFonts w:ascii="Calibri" w:hAnsi="Calibri"/>
           <w:sz w:val="22"/>
         </w:rPr>
-        <w:t>Pruebas de que un solicitante no ve expedientes ajenos.</w:t>
+        <w:t>service role writes require explicit backend gate</w:t>
       </w:r>
     </w:p>
     <w:p>
@@ -1011,7 +1387,15 @@
           <w:rFonts w:ascii="Calibri" w:hAnsi="Calibri"/>
           <w:sz w:val="22"/>
         </w:rPr>
-        <w:t>Pruebas de que un otorgante solo ve data rooms autorizados.</w:t>
+        <w:t>agent context query must apply same filters as user role</w:t>
+      </w:r>
+    </w:p>
+    <w:p>
+      <w:pPr>
+        <w:pStyle w:val="Heading1"/>
+      </w:pPr>
+      <w:r>
+        <w:t>16. Variables y compuertas</w:t>
       </w:r>
     </w:p>
     <w:p>
@@ -1023,15 +1407,203 @@
           <w:rFonts w:ascii="Calibri" w:hAnsi="Calibri"/>
           <w:sz w:val="22"/>
         </w:rPr>
-        <w:t>Pruebas de que admin requiere rol privilegiado.</w:t>
+        <w:t>NUXERA_WRITE_ENABLED controla escrituras reales</w:t>
       </w:r>
     </w:p>
     <w:p>
       <w:pPr>
+        <w:pStyle w:val="ListBullet"/>
+      </w:pPr>
+      <w:r>
+        <w:rPr>
+          <w:rFonts w:ascii="Calibri" w:hAnsi="Calibri"/>
+          <w:sz w:val="22"/>
+        </w:rPr>
+        <w:t>NOTIFICATION_DRY_RUN controla envio</w:t>
+      </w:r>
+    </w:p>
+    <w:p>
+      <w:pPr>
+        <w:pStyle w:val="ListBullet"/>
+      </w:pPr>
+      <w:r>
+        <w:rPr>
+          <w:rFonts w:ascii="Calibri" w:hAnsi="Calibri"/>
+          <w:sz w:val="22"/>
+        </w:rPr>
+        <w:t>AGENT_RUNTIME_ENABLED controla chat live</w:t>
+      </w:r>
+    </w:p>
+    <w:p>
+      <w:pPr>
+        <w:pStyle w:val="ListBullet"/>
+      </w:pPr>
+      <w:r>
+        <w:rPr>
+          <w:rFonts w:ascii="Calibri" w:hAnsi="Calibri"/>
+          <w:sz w:val="22"/>
+        </w:rPr>
+        <w:t>SOURCE_PRIVATE_CONNECTORS_ENABLED controla APIs privadas</w:t>
+      </w:r>
+    </w:p>
+    <w:p>
+      <w:pPr>
+        <w:pStyle w:val="ListBullet"/>
+      </w:pPr>
+      <w:r>
+        <w:rPr>
+          <w:rFonts w:ascii="Calibri" w:hAnsi="Calibri"/>
+          <w:sz w:val="22"/>
+        </w:rPr>
+        <w:t>RLS_PHASE2_VERIFIED documenta evidencia antes de cutover</w:t>
+      </w:r>
+    </w:p>
+    <w:p>
+      <w:pPr>
+        <w:pStyle w:val="ListBullet"/>
+      </w:pPr>
+      <w:r>
+        <w:rPr>
+          <w:rFonts w:ascii="Calibri" w:hAnsi="Calibri"/>
+          <w:sz w:val="22"/>
+        </w:rPr>
+        <w:t>BACKEND_HEALTH_REQUIRED bloquea demo API si Render no responde</w:t>
+      </w:r>
+    </w:p>
+    <w:p>
+      <w:pPr>
         <w:pStyle w:val="Heading1"/>
       </w:pPr>
       <w:r>
-        <w:t>7. Entes Regulatorios y Pais/Ciudad</w:t>
+        <w:t>17. Observabilidad ampliada</w:t>
+      </w:r>
+    </w:p>
+    <w:p>
+      <w:pPr>
+        <w:pStyle w:val="ListBullet"/>
+      </w:pPr>
+      <w:r>
+        <w:rPr>
+          <w:rFonts w:ascii="Calibri" w:hAnsi="Calibri"/>
+          <w:sz w:val="22"/>
+        </w:rPr>
+        <w:t>traceId por request</w:t>
+      </w:r>
+    </w:p>
+    <w:p>
+      <w:pPr>
+        <w:pStyle w:val="ListBullet"/>
+      </w:pPr>
+      <w:r>
+        <w:rPr>
+          <w:rFonts w:ascii="Calibri" w:hAnsi="Calibri"/>
+          <w:sz w:val="22"/>
+        </w:rPr>
+        <w:t>userId y role en logs seguros</w:t>
+      </w:r>
+    </w:p>
+    <w:p>
+      <w:pPr>
+        <w:pStyle w:val="ListBullet"/>
+      </w:pPr>
+      <w:r>
+        <w:rPr>
+          <w:rFonts w:ascii="Calibri" w:hAnsi="Calibri"/>
+          <w:sz w:val="22"/>
+        </w:rPr>
+        <w:t>latencia por endpoint</w:t>
+      </w:r>
+    </w:p>
+    <w:p>
+      <w:pPr>
+        <w:pStyle w:val="ListBullet"/>
+      </w:pPr>
+      <w:r>
+        <w:rPr>
+          <w:rFonts w:ascii="Calibri" w:hAnsi="Calibri"/>
+          <w:sz w:val="22"/>
+        </w:rPr>
+        <w:t>errores por proveedor IA</w:t>
+      </w:r>
+    </w:p>
+    <w:p>
+      <w:pPr>
+        <w:pStyle w:val="ListBullet"/>
+      </w:pPr>
+      <w:r>
+        <w:rPr>
+          <w:rFonts w:ascii="Calibri" w:hAnsi="Calibri"/>
+          <w:sz w:val="22"/>
+        </w:rPr>
+        <w:t>eventos de notificacion</w:t>
+      </w:r>
+    </w:p>
+    <w:p>
+      <w:pPr>
+        <w:pStyle w:val="ListBullet"/>
+      </w:pPr>
+      <w:r>
+        <w:rPr>
+          <w:rFonts w:ascii="Calibri" w:hAnsi="Calibri"/>
+          <w:sz w:val="22"/>
+        </w:rPr>
+        <w:t>fallas de correo</w:t>
+      </w:r>
+    </w:p>
+    <w:p>
+      <w:pPr>
+        <w:pStyle w:val="ListBullet"/>
+      </w:pPr>
+      <w:r>
+        <w:rPr>
+          <w:rFonts w:ascii="Calibri" w:hAnsi="Calibri"/>
+          <w:sz w:val="22"/>
+        </w:rPr>
+        <w:t>fuentes consultadas</w:t>
+      </w:r>
+    </w:p>
+    <w:p>
+      <w:pPr>
+        <w:pStyle w:val="ListBullet"/>
+      </w:pPr>
+      <w:r>
+        <w:rPr>
+          <w:rFonts w:ascii="Calibri" w:hAnsi="Calibri"/>
+          <w:sz w:val="22"/>
+        </w:rPr>
+        <w:t>limitaciones devueltas</w:t>
+      </w:r>
+    </w:p>
+    <w:p>
+      <w:pPr>
+        <w:pStyle w:val="ListBullet"/>
+      </w:pPr>
+      <w:r>
+        <w:rPr>
+          <w:rFonts w:ascii="Calibri" w:hAnsi="Calibri"/>
+          <w:sz w:val="22"/>
+        </w:rPr>
+        <w:t>intentos de acceso denegado</w:t>
+      </w:r>
+    </w:p>
+    <w:p>
+      <w:pPr>
+        <w:pStyle w:val="ListBullet"/>
+      </w:pPr>
+      <w:r>
+        <w:rPr>
+          <w:rFonts w:ascii="Calibri" w:hAnsi="Calibri"/>
+          <w:sz w:val="22"/>
+        </w:rPr>
+        <w:t>metricas de cold start backend</w:t>
+      </w:r>
+    </w:p>
+    <w:p>
+      <w:pPr>
+        <w:pStyle w:val="Heading1"/>
+      </w:pPr>
+      <w:r>
+        <w:t>18. Plan de hardening</w:t>
       </w:r>
     </w:p>
     <w:p>
@@ -1040,182 +1612,7 @@
           <w:rFonts w:ascii="Calibri" w:hAnsi="Calibri"/>
           <w:sz w:val="22"/>
         </w:rPr>
-        <w:t>Para Medio Oriente, especialmente EAU, la plataforma debe clasificar fuentes como:</w:t>
-      </w:r>
-    </w:p>
-    <w:p>
-      <w:pPr>
-        <w:pStyle w:val="ListBullet"/>
-      </w:pPr>
-      <w:r>
-        <w:rPr>
-          <w:rFonts w:ascii="Calibri" w:hAnsi="Calibri"/>
-          <w:sz w:val="22"/>
-        </w:rPr>
-        <w:t>Publica descargable o consultable.</w:t>
-      </w:r>
-    </w:p>
-    <w:p>
-      <w:pPr>
-        <w:pStyle w:val="ListBullet"/>
-      </w:pPr>
-      <w:r>
-        <w:rPr>
-          <w:rFonts w:ascii="Calibri" w:hAnsi="Calibri"/>
-          <w:sz w:val="22"/>
-        </w:rPr>
-        <w:t>Publica sin API estable.</w:t>
-      </w:r>
-    </w:p>
-    <w:p>
-      <w:pPr>
-        <w:pStyle w:val="ListBullet"/>
-      </w:pPr>
-      <w:r>
-        <w:rPr>
-          <w:rFonts w:ascii="Calibri" w:hAnsi="Calibri"/>
-          <w:sz w:val="22"/>
-        </w:rPr>
-        <w:t>Privada por convenio.</w:t>
-      </w:r>
-    </w:p>
-    <w:p>
-      <w:pPr>
-        <w:pStyle w:val="ListBullet"/>
-      </w:pPr>
-      <w:r>
-        <w:rPr>
-          <w:rFonts w:ascii="Calibri" w:hAnsi="Calibri"/>
-          <w:sz w:val="22"/>
-        </w:rPr>
-        <w:t>Requiere aprobacion gubernamental.</w:t>
-      </w:r>
-    </w:p>
-    <w:p>
-      <w:pPr>
-        <w:pStyle w:val="ListBullet"/>
-      </w:pPr>
-      <w:r>
-        <w:rPr>
-          <w:rFonts w:ascii="Calibri" w:hAnsi="Calibri"/>
-          <w:sz w:val="22"/>
-        </w:rPr>
-        <w:t>No disponible para automatizacion.</w:t>
-      </w:r>
-    </w:p>
-    <w:p>
-      <w:r>
-        <w:rPr>
-          <w:rFonts w:ascii="Calibri" w:hAnsi="Calibri"/>
-          <w:sz w:val="22"/>
-        </w:rPr>
-        <w:t>Fuentes iniciales: UAE PASS, EOCN, SCA/CMA, CBUAE, DFSA, FSRA/ADGM, ADGM Registration Authority, VARA, FTA, National Economic Registry y registros economicos locales.</w:t>
-      </w:r>
-    </w:p>
-    <w:p>
-      <w:r>
-        <w:rPr>
-          <w:rFonts w:ascii="Calibri" w:hAnsi="Calibri"/>
-          <w:sz w:val="22"/>
-        </w:rPr>
-        <w:t>Para pais/estado/ciudad, el motor debe separar datos economicos, politicos, sociales, regulatorios y territoriales, con fecha de consulta, fuente y limitacion.</w:t>
-      </w:r>
-    </w:p>
-    <w:p>
-      <w:pPr>
-        <w:pStyle w:val="Heading1"/>
-      </w:pPr>
-      <w:r>
-        <w:t>8. Pruebas Ejecutadas en esta Sesion</w:t>
-      </w:r>
-    </w:p>
-    <w:p>
-      <w:pPr>
-        <w:pStyle w:val="ListBullet"/>
-      </w:pPr>
-      <w:r>
-        <w:rPr>
-          <w:rFonts w:ascii="Calibri" w:hAnsi="Calibri"/>
-          <w:sz w:val="22"/>
-        </w:rPr>
-        <w:t>Backend enfocado: 86/86 pruebas aprobadas.</w:t>
-      </w:r>
-    </w:p>
-    <w:p>
-      <w:pPr>
-        <w:pStyle w:val="ListBullet"/>
-      </w:pPr>
-      <w:r>
-        <w:rPr>
-          <w:rFonts w:ascii="Calibri" w:hAnsi="Calibri"/>
-          <w:sz w:val="22"/>
-        </w:rPr>
-        <w:t>Frontend NUXERA: 125/125 pruebas aprobadas.</w:t>
-      </w:r>
-    </w:p>
-    <w:p>
-      <w:pPr>
-        <w:pStyle w:val="ListBullet"/>
-      </w:pPr>
-      <w:r>
-        <w:rPr>
-          <w:rFonts w:ascii="Calibri" w:hAnsi="Calibri"/>
-          <w:sz w:val="22"/>
-        </w:rPr>
-        <w:t>Build Vite: aprobado.</w:t>
-      </w:r>
-    </w:p>
-    <w:p>
-      <w:pPr>
-        <w:pStyle w:val="ListBullet"/>
-      </w:pPr>
-      <w:r>
-        <w:rPr>
-          <w:rFonts w:ascii="Calibri" w:hAnsi="Calibri"/>
-          <w:sz w:val="22"/>
-        </w:rPr>
-        <w:t>Capturas Playwright: 4/4 escenarios aprobados.</w:t>
-      </w:r>
-    </w:p>
-    <w:p>
-      <w:pPr>
-        <w:pStyle w:val="ListBullet"/>
-      </w:pPr>
-      <w:r>
-        <w:rPr>
-          <w:rFonts w:ascii="Calibri" w:hAnsi="Calibri"/>
-          <w:sz w:val="22"/>
-        </w:rPr>
-        <w:t>Smoke Vercel: aprobado para home main y alias production.</w:t>
-      </w:r>
-    </w:p>
-    <w:p>
-      <w:pPr>
-        <w:pStyle w:val="ListBullet"/>
-      </w:pPr>
-      <w:r>
-        <w:rPr>
-          <w:rFonts w:ascii="Calibri" w:hAnsi="Calibri"/>
-          <w:sz w:val="22"/>
-        </w:rPr>
-        <w:t>Smoke Render: timeout de 20 segundos en esta corrida; debe revisarse disponibilidad/cold start antes de demo.</w:t>
-      </w:r>
-    </w:p>
-    <w:p>
-      <w:pPr>
-        <w:pStyle w:val="Heading1"/>
-      </w:pPr>
-      <w:r>
-        <w:t>9. Pendientes Tecnicos Reales</w:t>
-      </w:r>
-    </w:p>
-    <w:p>
-      <w:r>
-        <w:rPr>
-          <w:rFonts w:ascii="Calibri" w:hAnsi="Calibri"/>
-          <w:sz w:val="22"/>
-        </w:rPr>
-        <w:t>1. Ejecutar RLS fase 2 con usuarios/tokens reales o staging. 2. Rehearsal SQL no productivo para persistencia. 3. Probar proveedor de correo sandbox con destinatario aprobado. 4. Verificar Render o mover backend a runtime mas estable antes de demo con APIs vivas. 5. Definir matriz final de fuentes privadas y convenios. 6. Ejecutar cutover controlado de Nexus a NUXERA.</w:t>
+        <w:t>1. agregar pruebas RLS con tokens staging 2. ejecutar migraciones en entorno no productivo 3. activar sandbox correo 4. probar agente con contexto filtrado 5. agregar health checks programados 6. documentar rollback 7. preparar seed de casos demo 8. validar ausencia de Nexus en rutas principales 9. bloquear rutas legacy o redirigirlas 10. preparar checklist go/no-go</w:t>
       </w:r>
     </w:p>
     <w:sectPr>
